--- a/delivery/07_executive_report_sarah_chen/NovaTech_Executive_Report.docx
+++ b/delivery/07_executive_report_sarah_chen/NovaTech_Executive_Report.docx
@@ -78,7 +78,15 @@
         <w:jc w:val="center"/>
       </w:pPr>
       <w:r>
-        <w:t xml:space="preserve">September 13, 2026 </w:t>
+        <w:t xml:space="preserve">September 13, </w:t>
+      </w:r>
+      <w:proofErr w:type="gramStart"/>
+      <w:r>
+        <w:t>2026</w:t>
+      </w:r>
+      <w:proofErr w:type="gramEnd"/>
+      <w:r>
+        <w:t xml:space="preserve"> </w:t>
       </w:r>
       <w:r>
         <w:t>| Prepared</w:t>
@@ -150,7 +158,25 @@
           <w:sz w:val="21"/>
           <w:szCs w:val="21"/>
         </w:rPr>
-        <w:t xml:space="preserve"> to unify the Marketing, Sales, and Customer Support systems that previously operated in silos. The dashboard directly addresses the three views and five example business questions from your original brief, and adds a </w:t>
+        <w:t xml:space="preserve"> to unify the Marketing, Sales, and Customer Support systems that previously operated in silos. The dashboard directly addresses the three views and five example business questions from your original </w:t>
+      </w:r>
+      <w:proofErr w:type="gramStart"/>
+      <w:r>
+        <w:rPr>
+          <w:color w:val="222222"/>
+          <w:sz w:val="21"/>
+          <w:szCs w:val="21"/>
+        </w:rPr>
+        <w:t>brief, and</w:t>
+      </w:r>
+      <w:proofErr w:type="gramEnd"/>
+      <w:r>
+        <w:rPr>
+          <w:color w:val="222222"/>
+          <w:sz w:val="21"/>
+          <w:szCs w:val="21"/>
+        </w:rPr>
+        <w:t xml:space="preserve"> adds a </w:t>
       </w:r>
       <w:r>
         <w:rPr>
@@ -322,7 +348,25 @@
           <w:sz w:val="21"/>
           <w:szCs w:val="21"/>
         </w:rPr>
-        <w:t>Every field's meaning and expected values were confirmed against the provided data dictionary before any visual was built. Seven independent verification queries (two each against CRM, Marketing, and Support, plus one against the written company background) all matched the expected values exactly</w:t>
+        <w:t>Every field's meaning and expected values were confirmed against the provided data dictionary before any visual was built. Seven independent verification queries (</w:t>
+      </w:r>
+      <w:proofErr w:type="gramStart"/>
+      <w:r>
+        <w:rPr>
+          <w:color w:val="222222"/>
+          <w:sz w:val="21"/>
+          <w:szCs w:val="21"/>
+        </w:rPr>
+        <w:t>two</w:t>
+      </w:r>
+      <w:proofErr w:type="gramEnd"/>
+      <w:r>
+        <w:rPr>
+          <w:color w:val="222222"/>
+          <w:sz w:val="21"/>
+          <w:szCs w:val="21"/>
+        </w:rPr>
+        <w:t xml:space="preserve"> each against CRM, Marketing, and Support, plus one against the written company background) all matched the expected values exactly</w:t>
       </w:r>
       <w:r>
         <w:rPr>
@@ -705,7 +749,21 @@
         <w:rPr>
           <w:sz w:val="21"/>
         </w:rPr>
-        <w:t xml:space="preserve"> Software, for example, matched at 334 tickets and $40,722 in deal value.</w:t>
+        <w:t xml:space="preserve"> Software, for example, </w:t>
+      </w:r>
+      <w:proofErr w:type="gramStart"/>
+      <w:r>
+        <w:rPr>
+          <w:sz w:val="21"/>
+        </w:rPr>
+        <w:t>matched at</w:t>
+      </w:r>
+      <w:proofErr w:type="gramEnd"/>
+      <w:r>
+        <w:rPr>
+          <w:sz w:val="21"/>
+        </w:rPr>
+        <w:t xml:space="preserve"> 334 tickets and $40,722 in deal value.</w:t>
       </w:r>
     </w:p>
     <w:p>
@@ -734,6 +792,21 @@
     </w:p>
     <w:p>
       <w:pPr>
+        <w:spacing w:after="120"/>
+        <w:jc w:val="both"/>
+        <w:rPr>
+          <w:sz w:val="21"/>
+        </w:rPr>
+      </w:pPr>
+      <w:r>
+        <w:rPr>
+          <w:sz w:val="21"/>
+        </w:rPr>
+        <w:t>For the two before/after baseline questions (campaign revenue by channel, response rate by channel), Q's numeric answers were already accurate prior to Topic configuration; the Topic did not change the values but did change how the answer was grounded, citations shifted from a generic dataset reference to a specific dashboard sheet ("Marketing Funnel"), meaning post-Topic answers are now traceable to a verifiable visual rather than an opaque dataset scan. The measurable accuracy improvement from the Topic shows up more clearly in the 5-question Q Exploration Log, where 3 of 5 answers matched the dashboard exactly and 2 of 5 required minor reconciliation, all cross-checked against specific visuals enabled by the Topic's field-level business definitions.</w:t>
+      </w:r>
+    </w:p>
+    <w:p>
+      <w:pPr>
         <w:pStyle w:val="berschrift1"/>
         <w:keepNext/>
         <w:spacing w:before="280" w:after="140"/>
@@ -751,7 +824,15 @@
         </w:numPr>
       </w:pPr>
       <w:r>
-        <w:t>Partner Referral drives revenue, while Direct Mail leads campaign response. Partner Referral accounts for about 60% of attributed revenue ($676,977 of $1.13M), more than three times the next channel, Direct Mail ($211,067). Direct Mail has the highest average campaign response on the dashboard. Recommendation: Protect and grow the Partner Referral channel while testing a modest Direct Mail expansion to see whether its strong response performance holds at greater scale.</w:t>
+        <w:t xml:space="preserve">Partner Referral drives revenue, while Direct Mail leads campaign response. Partner Referral accounts for about 60% of attributed revenue ($676,977 of $1.13M), more than three times the next channel, Direct Mail ($211,067). Direct Mail has the highest average campaign response on the dashboard. Recommendation: Protect and grow the Partner Referral channel while testing a modest Direct Mail expansion to see whether its strong response performance </w:t>
+      </w:r>
+      <w:proofErr w:type="gramStart"/>
+      <w:r>
+        <w:t>holds at</w:t>
+      </w:r>
+      <w:proofErr w:type="gramEnd"/>
+      <w:r>
+        <w:t xml:space="preserve"> greater scale.</w:t>
       </w:r>
     </w:p>
     <w:p/>
@@ -764,7 +845,23 @@
         </w:numPr>
       </w:pPr>
       <w:r>
-        <w:t xml:space="preserve">Every campaign has negative attributed return on investment (ROI). All six campaigns show spend exceeding attributed revenue. Digital Retarget has the largest absolute spend-revenue gap at approximately $2.2M, while </w:t>
+        <w:t xml:space="preserve">Every campaign has </w:t>
+      </w:r>
+      <w:proofErr w:type="gramStart"/>
+      <w:r>
+        <w:t>negative</w:t>
+      </w:r>
+      <w:proofErr w:type="gramEnd"/>
+      <w:r>
+        <w:t xml:space="preserve"> attributed return on investment (ROI). All six campaigns show </w:t>
+      </w:r>
+      <w:proofErr w:type="gramStart"/>
+      <w:r>
+        <w:t>spend</w:t>
+      </w:r>
+      <w:proofErr w:type="gramEnd"/>
+      <w:r>
+        <w:t xml:space="preserve"> exceeding attributed revenue. Digital Retarget has the largest absolute spend-revenue gap at approximately $2.2M, while </w:t>
       </w:r>
       <w:proofErr w:type="spellStart"/>
       <w:r>
@@ -785,7 +882,15 @@
         </w:numPr>
       </w:pPr>
       <w:r>
-        <w:t>Enterprise deals have the highest average deal value. Enterprise deals average about $1,589, compared with approximately $1,257 for Large accounts, which have the lowest average deal value among the four company-size tiers. Recommendation: Consider prioritizing Enterprise-tier prospecting where per-deal economics appear strongest, while continuing to monitor performance across the other company-size segments.</w:t>
+        <w:t xml:space="preserve">Enterprise deals have the highest average deal value. Enterprise deals average about $1,589, compared with approximately $1,257 for </w:t>
+      </w:r>
+      <w:proofErr w:type="gramStart"/>
+      <w:r>
+        <w:t>Large</w:t>
+      </w:r>
+      <w:proofErr w:type="gramEnd"/>
+      <w:r>
+        <w:t xml:space="preserve"> accounts, which have the lowest average deal value among the four company-size tiers. Recommendation: Consider prioritizing Enterprise-tier prospecting where per-deal economics appear strongest, while continuing to monitor performance across the other company-size segments.</w:t>
       </w:r>
     </w:p>
     <w:p/>
@@ -798,10 +903,7 @@
         </w:numPr>
       </w:pPr>
       <w:r>
-        <w:t>A</w:t>
-      </w:r>
-      <w:r>
-        <w:t xml:space="preserve"> small set of accounts carries outsized support and churn risk. </w:t>
+        <w:t xml:space="preserve">A small set of accounts carries outsized support and churn risk. </w:t>
       </w:r>
       <w:proofErr w:type="spellStart"/>
       <w:r>
@@ -830,10 +932,15 @@
         </w:numPr>
       </w:pPr>
       <w:r>
-        <w:t>C</w:t>
-      </w:r>
-      <w:r>
-        <w:t>ritical tickets resolve only slightly faster than low-priority tickets. Low-priority tickets account for 1,500 of 3,000 total tickets (50%), while 59 tickets overall remain unresolved. The dashboard shows that critical tickets resolve only about 2–3 hours faster than low-priority tickets. Recommendation: Review whether service-level agreements (SLAs) for critical tickets should be tightened further, given the currently narrow difference in resolution time</w:t>
+        <w:t xml:space="preserve">Critical tickets </w:t>
+      </w:r>
+      <w:proofErr w:type="gramStart"/>
+      <w:r>
+        <w:t>resolve</w:t>
+      </w:r>
+      <w:proofErr w:type="gramEnd"/>
+      <w:r>
+        <w:t xml:space="preserve"> only slightly faster than low-priority tickets. Low-priority tickets account for 1,500 of 3,000 total tickets (50%), while 59 tickets overall remain unresolved. The dashboard shows that critical tickets resolve only about 2–3 hours faster than low-priority tickets. Recommendation: Review whether service-level agreements (SLAs) for critical tickets should be tightened further, given the currently narrow difference in resolution time</w:t>
       </w:r>
     </w:p>
     <w:p>
@@ -895,6 +1002,7 @@
         <w:spacing w:before="280" w:after="140"/>
       </w:pPr>
       <w:r>
+        <w:lastRenderedPageBreak/>
         <w:t>7. Supporting Materials</w:t>
       </w:r>
     </w:p>
@@ -946,7 +1054,6 @@
         <w:rPr>
           <w:sz w:val="21"/>
         </w:rPr>
-        <w:lastRenderedPageBreak/>
         <w:t xml:space="preserve">Published dashboard - 3 sheets (Marketing Funnel, Sales Pipeline, Customer Health) with page-level filter controls and account-level analysis in the </w:t>
       </w:r>
       <w:proofErr w:type="spellStart"/>
